--- a/course_development/active_inference_hs/04_technology_ai/06_learning/output/study-guides/06_learning-questions.docx
+++ b/course_development/active_inference_hs/04_technology_ai/06_learning/output/study-guides/06_learning-questions.docx
@@ -9,7 +9,7 @@
     </w:p>
     <w:p>
       <w:r>
-        <w:t>Define Learning in your own words, specifically as it applies to Hs.</w:t>
+        <w:t>Define Learning in your own words, specifically as it applies to High School.</w:t>
       </w:r>
     </w:p>
     <w:p>
@@ -24,87 +24,87 @@
     </w:p>
     <w:p>
       <w:r>
-        <w:t>Develop a question that connects Learning to a real-world problem in Hs.</w:t>
+        <w:t>Develop a question that connects Learning to a real-world problem in High School.</w:t>
       </w:r>
     </w:p>
     <w:p>
       <w:r>
-        <w:t>Develop a question that connects Learning to a real-world problem in Hs.</w:t>
+        <w:t>Develop a question that connects Learning to a real-world problem in High School.</w:t>
       </w:r>
     </w:p>
     <w:p>
       <w:r>
-        <w:t>Develop a question that connects Learning to a real-world problem in Hs.</w:t>
+        <w:t>Develop a question that connects Learning to a real-world problem in High School.</w:t>
       </w:r>
     </w:p>
     <w:p>
       <w:r>
-        <w:t>Develop a question that connects Learning to a real-world problem in Hs.</w:t>
+        <w:t>Develop a question that connects Learning to a real-world problem in High School.</w:t>
       </w:r>
     </w:p>
     <w:p>
       <w:r>
-        <w:t>Develop a question that connects Learning to a real-world problem in Hs.</w:t>
+        <w:t>Develop a question that connects Learning to a real-world problem in High School.</w:t>
       </w:r>
     </w:p>
     <w:p>
       <w:r>
-        <w:t>Develop a question that connects Learning to a real-world problem in Hs.</w:t>
+        <w:t>Develop a question that connects Learning to a real-world problem in High School.</w:t>
       </w:r>
     </w:p>
     <w:p>
       <w:r>
-        <w:t>Develop a question that connects Learning to a real-world problem in Hs.</w:t>
+        <w:t>Develop a question that connects Learning to a real-world problem in High School.</w:t>
       </w:r>
     </w:p>
     <w:p>
       <w:r>
-        <w:t>Develop a question that connects Learning to a real-world problem in Hs.</w:t>
+        <w:t>Develop a question that connects Learning to a real-world problem in High School.</w:t>
       </w:r>
     </w:p>
     <w:p>
       <w:r>
-        <w:t>Develop a question that connects Learning to a real-world problem in Hs.</w:t>
+        <w:t>Develop a question that connects Learning to a real-world problem in High School.</w:t>
       </w:r>
     </w:p>
     <w:p>
       <w:r>
-        <w:t>Develop a question that connects Learning to a real-world problem in Hs.</w:t>
+        <w:t>Develop a question that connects Learning to a real-world problem in High School.</w:t>
       </w:r>
     </w:p>
     <w:p>
       <w:r>
-        <w:t>Develop a question that connects Learning to a real-world problem in Hs.</w:t>
+        <w:t>Develop a question that connects Learning to a real-world problem in High School.</w:t>
       </w:r>
     </w:p>
     <w:p>
       <w:r>
-        <w:t>Develop a question that connects Learning to a real-world problem in Hs.</w:t>
+        <w:t>Develop a question that connects Learning to a real-world problem in High School.</w:t>
       </w:r>
     </w:p>
     <w:p>
       <w:r>
-        <w:t>Develop a question that connects Learning to a real-world problem in Hs.</w:t>
+        <w:t>Develop a question that connects Learning to a real-world problem in High School.</w:t>
       </w:r>
     </w:p>
     <w:p>
       <w:r>
-        <w:t>Develop a question that connects Learning to a real-world problem in Hs.</w:t>
+        <w:t>Develop a question that connects Learning to a real-world problem in High School.</w:t>
       </w:r>
     </w:p>
     <w:p>
       <w:r>
-        <w:t>Develop a question that connects Learning to a real-world problem in Hs.</w:t>
+        <w:t>Develop a question that connects Learning to a real-world problem in High School.</w:t>
       </w:r>
     </w:p>
     <w:p>
       <w:r>
-        <w:t>Develop a question that connects Learning to a real-world problem in Hs.</w:t>
+        <w:t>Develop a question that connects Learning to a real-world problem in High School.</w:t>
       </w:r>
     </w:p>
     <w:p>
       <w:r>
-        <w:t>Develop a question that connects Learning to a real-world problem in Hs.</w:t>
+        <w:t>Develop a question that connects Learning to a real-world problem in High School.</w:t>
       </w:r>
     </w:p>
     <w:sectPr>
